--- a/cf/sh/u/files/u023.docx
+++ b/cf/sh/u/files/u023.docx
@@ -20,7 +20,7 @@
     </w:p>
     <w:p>
       <w:r>
-        <w:t>請針對每個題目，把答案填在「回答：」後面（越具體越好）；填好後請放回您的部門資料夾即可，不需回信。</w:t>
+        <w:t>這份問卷是想更了解您的實際作業，好把您的 AI 助理做得更貼近需求。第一部分請把答案填在「回答：」後面（越具體越好）；第二部分只是先讓您了解，之後用的時候再一起調整，不用現在填。填好後放回您的部門資料夾即可，不需回信。</w:t>
       </w:r>
     </w:p>
     <w:p>
@@ -32,8 +32,16 @@
       </w:r>
     </w:p>
     <w:p>
+      <w:pPr>
+        <w:pStyle w:val="Heading2"/>
+      </w:pPr>
       <w:r>
-        <w:t>1. 軟體工程師『程式設計』每日實際工作內容與耗時分布為何？除了寫程式，還有哪些文書性工作？</w:t>
+        <w:t>一、請您提供或確認的事情</w:t>
+      </w:r>
+    </w:p>
+    <w:p>
+      <w:r>
+        <w:t>1. 目前問卷的輸入、產出、來源、希望協助四欄都空白，請填答人（黃保誠，軟體工程師）補充：您每天實際在做什麼、哪一段最花時間。</w:t>
       </w:r>
     </w:p>
     <w:p>
@@ -43,7 +51,7 @@
     </w:p>
     <w:p>
       <w:r>
-        <w:t>2. 有沒有可切出的『文書性子任務』——例如規格／需求文件摘要、測試紀錄彙整、版本說明（Release Note）草稿、教育訓練／操作文件整理？</w:t>
+        <w:t>2. 程式撰寫本身這套平台不做，請幫忙想想工作裡有沒有「文書性」的小事可以切出來，例如：把規格／需求文件整理成摘要、把測試紀錄彙整成表、寫版本更新說明（Release Note）草稿。</w:t>
       </w:r>
     </w:p>
     <w:p>
@@ -53,7 +61,7 @@
     </w:p>
     <w:p>
       <w:r>
-        <w:t>3. 這些文書子任務目前輸入是什麼、產出給誰、存放在哪？（原作答四欄皆空白，需補齊）</w:t>
+        <w:t>3. 如果有上面這類文書小事，請提供一兩份實際的例子（例如一份規格文件、一批測試紀錄），讓我們評估能不能做。</w:t>
       </w:r>
     </w:p>
     <w:p>
@@ -63,7 +71,7 @@
     </w:p>
     <w:p>
       <w:r>
-        <w:t>4. 哪些內容涉及程式碼撰寫本身（EgentHub 不協助），哪些是程式開發周邊的文件處理（可切出開發）？</w:t>
+        <w:t>4. 請說明這些文書小事目前是怎麼做的、多久做一次、每次花多久，方便判斷值不值得做成 AI 助理。</w:t>
       </w:r>
     </w:p>
     <w:p>
@@ -73,7 +81,7 @@
     </w:p>
     <w:p>
       <w:r>
-        <w:t>5. 若切出文書子任務，其資料是文字為主還是含 PDF／圖片？需要辨識嗎？</w:t>
+        <w:t>5. 請確認切出來的子任務不涉及寫程式碼本身，這樣才符合這套平台的使用範圍。</w:t>
       </w:r>
     </w:p>
     <w:p>
@@ -82,13 +90,26 @@
       </w:r>
     </w:p>
     <w:p>
+      <w:pPr>
+        <w:pStyle w:val="Heading2"/>
+      </w:pPr>
       <w:r>
-        <w:t>6. 回訪時能否請填答人（黃保誠）舉 1～2 個實際案例，讓我們判斷是否可另立題目開發？</w:t>
+        <w:t>二、要用了之後、跟 AI 一起調整的事情（先了解即可，不用現在填）</w:t>
       </w:r>
     </w:p>
     <w:p>
       <w:r>
-        <w:t>回答：</w:t>
+        <w:t>• 這一題目前主要還是靠人：程式設計本身平台不協助，也還沒有明確的文書子任務可以做成 AI 助理。</w:t>
+      </w:r>
+    </w:p>
+    <w:p>
+      <w:r>
+        <w:t>• 等回訪把實際工作內容和可切出的文書小事講清楚後，我們會重新立一個新題目，再走「開發前 5 問 → 提示詞 → 驗測」的流程。</w:t>
+      </w:r>
+    </w:p>
+    <w:p>
+      <w:r>
+        <w:t>• 在那之前，若您手邊有零星的文件摘要、紀錄彙整需求，可以先口頭跟我們說，我們評估後手動幫忙試做一次看效果。</w:t>
       </w:r>
     </w:p>
     <w:p/>
